--- a/최종교재/01장_인공지능_윤리의_이해.docx
+++ b/최종교재/01장_인공지능_윤리의_이해.docx
@@ -606,6 +606,45 @@
     </w:p>
     <w:p>
       <w:pPr>
+        <w:jc w:val="center"/>
+      </w:pPr>
+      <w:r>
+        <w:drawing>
+          <wp:inline xmlns:a="http://schemas.openxmlformats.org/drawingml/2006/main" xmlns:pic="http://schemas.openxmlformats.org/drawingml/2006/picture">
+            <wp:extent cx="5486400" cy="1828800"/>
+            <wp:docPr id="1" name="Picture 1"/>
+            <wp:cNvGraphicFramePr>
+              <a:graphicFrameLocks noChangeAspect="1"/>
+            </wp:cNvGraphicFramePr>
+            <a:graphic>
+              <a:graphicData uri="http://schemas.openxmlformats.org/drawingml/2006/picture">
+                <pic:pic>
+                  <pic:nvPicPr>
+                    <pic:cNvPr id="0" name="image.png"/>
+                    <pic:cNvPicPr/>
+                  </pic:nvPicPr>
+                  <pic:blipFill>
+                    <a:blip r:embed="rId8"/>
+                    <a:stretch>
+                      <a:fillRect/>
+                    </a:stretch>
+                  </pic:blipFill>
+                  <pic:spPr>
+                    <a:xfrm>
+                      <a:off x="0" y="0"/>
+                      <a:ext cx="5486400" cy="1828800"/>
+                    </a:xfrm>
+                    <a:prstGeom prst="rect"/>
+                  </pic:spPr>
+                </pic:pic>
+              </a:graphicData>
+            </a:graphic>
+          </wp:inline>
+        </w:drawing>
+      </w:r>
+    </w:p>
+    <w:p>
+      <w:pPr>
         <w:pStyle w:val="af0"/>
         <w:rPr>
           <w:color w:val="auto"/>
@@ -898,6 +937,45 @@
     </w:p>
     <w:p>
       <w:pPr>
+        <w:jc w:val="center"/>
+      </w:pPr>
+      <w:r>
+        <w:drawing>
+          <wp:inline xmlns:a="http://schemas.openxmlformats.org/drawingml/2006/main" xmlns:pic="http://schemas.openxmlformats.org/drawingml/2006/picture">
+            <wp:extent cx="5486400" cy="1828800"/>
+            <wp:docPr id="2" name="Picture 2"/>
+            <wp:cNvGraphicFramePr>
+              <a:graphicFrameLocks noChangeAspect="1"/>
+            </wp:cNvGraphicFramePr>
+            <a:graphic>
+              <a:graphicData uri="http://schemas.openxmlformats.org/drawingml/2006/picture">
+                <pic:pic>
+                  <pic:nvPicPr>
+                    <pic:cNvPr id="0" name="image.png"/>
+                    <pic:cNvPicPr/>
+                  </pic:nvPicPr>
+                  <pic:blipFill>
+                    <a:blip r:embed="rId9"/>
+                    <a:stretch>
+                      <a:fillRect/>
+                    </a:stretch>
+                  </pic:blipFill>
+                  <pic:spPr>
+                    <a:xfrm>
+                      <a:off x="0" y="0"/>
+                      <a:ext cx="5486400" cy="1828800"/>
+                    </a:xfrm>
+                    <a:prstGeom prst="rect"/>
+                  </pic:spPr>
+                </pic:pic>
+              </a:graphicData>
+            </a:graphic>
+          </wp:inline>
+        </w:drawing>
+      </w:r>
+    </w:p>
+    <w:p>
+      <w:pPr>
         <w:pStyle w:val="af0"/>
         <w:rPr>
           <w:color w:val="auto"/>
@@ -1240,6 +1318,45 @@
     </w:p>
     <w:p>
       <w:pPr>
+        <w:jc w:val="center"/>
+      </w:pPr>
+      <w:r>
+        <w:drawing>
+          <wp:inline xmlns:a="http://schemas.openxmlformats.org/drawingml/2006/main" xmlns:pic="http://schemas.openxmlformats.org/drawingml/2006/picture">
+            <wp:extent cx="5486400" cy="1828800"/>
+            <wp:docPr id="3" name="Picture 3"/>
+            <wp:cNvGraphicFramePr>
+              <a:graphicFrameLocks noChangeAspect="1"/>
+            </wp:cNvGraphicFramePr>
+            <a:graphic>
+              <a:graphicData uri="http://schemas.openxmlformats.org/drawingml/2006/picture">
+                <pic:pic>
+                  <pic:nvPicPr>
+                    <pic:cNvPr id="0" name="image.png"/>
+                    <pic:cNvPicPr/>
+                  </pic:nvPicPr>
+                  <pic:blipFill>
+                    <a:blip r:embed="rId10"/>
+                    <a:stretch>
+                      <a:fillRect/>
+                    </a:stretch>
+                  </pic:blipFill>
+                  <pic:spPr>
+                    <a:xfrm>
+                      <a:off x="0" y="0"/>
+                      <a:ext cx="5486400" cy="1828800"/>
+                    </a:xfrm>
+                    <a:prstGeom prst="rect"/>
+                  </pic:spPr>
+                </pic:pic>
+              </a:graphicData>
+            </a:graphic>
+          </wp:inline>
+        </w:drawing>
+      </w:r>
+    </w:p>
+    <w:p>
+      <w:pPr>
         <w:pStyle w:val="af0"/>
         <w:rPr>
           <w:color w:val="auto"/>
@@ -1535,6 +1652,45 @@
             <v:imagedata r:id="rId11" o:title="그림1-4_윤리적_판단"/>
           </v:shape>
         </w:pict>
+      </w:r>
+    </w:p>
+    <w:p>
+      <w:pPr>
+        <w:jc w:val="center"/>
+      </w:pPr>
+      <w:r>
+        <w:drawing>
+          <wp:inline xmlns:a="http://schemas.openxmlformats.org/drawingml/2006/main" xmlns:pic="http://schemas.openxmlformats.org/drawingml/2006/picture">
+            <wp:extent cx="5486400" cy="2105152"/>
+            <wp:docPr id="4" name="Picture 4"/>
+            <wp:cNvGraphicFramePr>
+              <a:graphicFrameLocks noChangeAspect="1"/>
+            </wp:cNvGraphicFramePr>
+            <a:graphic>
+              <a:graphicData uri="http://schemas.openxmlformats.org/drawingml/2006/picture">
+                <pic:pic>
+                  <pic:nvPicPr>
+                    <pic:cNvPr id="0" name="image.png"/>
+                    <pic:cNvPicPr/>
+                  </pic:nvPicPr>
+                  <pic:blipFill>
+                    <a:blip r:embed="rId11"/>
+                    <a:stretch>
+                      <a:fillRect/>
+                    </a:stretch>
+                  </pic:blipFill>
+                  <pic:spPr>
+                    <a:xfrm>
+                      <a:off x="0" y="0"/>
+                      <a:ext cx="5486400" cy="2105152"/>
+                    </a:xfrm>
+                    <a:prstGeom prst="rect"/>
+                  </pic:spPr>
+                </pic:pic>
+              </a:graphicData>
+            </a:graphic>
+          </wp:inline>
+        </w:drawing>
       </w:r>
     </w:p>
     <w:p>
